--- a/docs/generated/RELATIONAL_MODEL.en.docx
+++ b/docs/generated/RELATIONAL_MODEL.en.docx
@@ -167,7 +167,7 @@
         <w:br/>
         <w:t xml:space="preserve">        double award_amount_krw PK</w:t>
         <w:br/>
-        <w:t xml:space="preserve">        timestamp award_date PK</w:t>
+        <w:t xml:space="preserve">        string bid_submission_time PK</w:t>
         <w:br/>
         <w:t xml:space="preserve">        double award_rate</w:t>
         <w:br/>
@@ -431,7 +431,7 @@
         <w:pStyle w:val="ListBullet"/>
       </w:pPr>
       <w:r>
-        <w:t>Primary Key: (bid_notice_no, bid_notice_round, winner_supplier_id, award_amount_krw, award_date)</w:t>
+        <w:t>Primary Key: (bid_notice_no, bid_notice_round, winner_supplier_id, award_amount_krw, bid_submission_time)</w:t>
       </w:r>
     </w:p>
     <w:p>
@@ -711,7 +711,7 @@
         <w:pStyle w:val="ListBullet"/>
       </w:pPr>
       <w:r>
-        <w:t>Primary Key: supplier_id (SHA-256 pseudonymized hash of normalized 10-digit registration number)</w:t>
+        <w:t>Primary Key: supplier_id (HMAC-SHA256 pseudonymized hash of normalized 10-digit registration number)</w:t>
       </w:r>
     </w:p>
     <w:p>
@@ -719,7 +719,7 @@
         <w:pStyle w:val="ListBullet"/>
       </w:pPr>
       <w:r>
-        <w:t>Privacy Policy: Raw business registration numbers are never published; public releases include a stable pseudo-ID (supplier_id) and masked string (123-45-*).</w:t>
+        <w:t>Privacy Policy: Raw business registration numbers are never published; public releases include a stable HMAC pseudo-ID (supplier_id) and masked string (123-45-*). The HMAC key is signed with a private server secret, providing resistance against plain-hash reversal attacks.</w:t>
       </w:r>
     </w:p>
     <w:p>

--- a/docs/generated/RELATIONAL_MODEL.en.docx
+++ b/docs/generated/RELATIONAL_MODEL.en.docx
@@ -343,7 +343,7 @@
         <w:pStyle w:val="ListBullet"/>
       </w:pPr>
       <w:r>
-        <w:t>Intended Grain: One submission per bidder per tender item/schedule.</w:t>
+        <w:t>Raw Deduplication Grain vs. Curated PK Distinction:</w:t>
       </w:r>
     </w:p>
     <w:p>
@@ -351,7 +351,23 @@
         <w:pStyle w:val="ListBullet"/>
       </w:pPr>
       <w:r>
-        <w:t>Primary Key: (bid_notice_no, bid_notice_round, bidder_supplier_id, bid_amount_krw, bid_submission_time, opening_rank)</w:t>
+        <w:t>Raw Deduplication Grain: (bid_notice_no, bid_notice_round, bidder_biz_no, opening_rank, disqualification_reason_ko, bid_amount_krw, bid_submission_time) — 7-column lossless key used to collapse post-opening snapshot updates in raw API responses (0 duplicates, 100% lossless proven).</w:t>
+      </w:r>
+    </w:p>
+    <w:p>
+      <w:pPr>
+        <w:pStyle w:val="ListBullet"/>
+      </w:pPr>
+      <w:r>
+        <w:t>Curated Immutable Submission Identity: Rank and disqualification reason are post-submission outcome attributes rather than submission-time properties. However, pure submission event candidates (Candidates A and B) exhibit collisions (432 and 841 rows respectively) due to unranked negotiation bidders. Therefore, the physical curated table retains the verified 7-column composite key to ensure complete data integrity.</w:t>
+      </w:r>
+    </w:p>
+    <w:p>
+      <w:pPr>
+        <w:pStyle w:val="ListBullet"/>
+      </w:pPr>
+      <w:r>
+        <w:t>Primary Key: (bid_notice_no, bid_notice_round, bidder_supplier_id, opening_rank, disqualification_reason_ko, bid_amount_krw, bid_submission_time)</w:t>
       </w:r>
     </w:p>
     <w:p>
@@ -439,6 +455,46 @@
         <w:pStyle w:val="ListBullet"/>
       </w:pPr>
       <w:r>
+        <w:t>Empirical Metrics (August 2026 Audit):</w:t>
+      </w:r>
+    </w:p>
+    <w:p>
+      <w:pPr>
+        <w:pStyle w:val="ListBullet"/>
+      </w:pPr>
+      <w:r>
+        <w:t>Total Awarded Rows: 17,315 rows</w:t>
+      </w:r>
+    </w:p>
+    <w:p>
+      <w:pPr>
+        <w:pStyle w:val="ListBullet"/>
+      </w:pPr>
+      <w:r>
+        <w:t>Candidate Key Distinct Count: 17,315 (Duplicate count: 0, null component rate: 0.0%)</w:t>
+      </w:r>
+    </w:p>
+    <w:p>
+      <w:pPr>
+        <w:pStyle w:val="ListBullet"/>
+      </w:pPr>
+      <w:r>
+        <w:t>Verification Status: LIVE VERIFIED (0 duplicates verified across entire pilot).</w:t>
+      </w:r>
+    </w:p>
+    <w:p>
+      <w:pPr>
+        <w:pStyle w:val="ListBullet"/>
+      </w:pPr>
+      <w:r>
+        <w:t>Lot Identity Note: Because the official OpenAPI awards feed does not provide a separate lot/item number (bid_classification_no), bid_submission_time serves as the empirical discriminator for multi-award tenders.</w:t>
+      </w:r>
+    </w:p>
+    <w:p>
+      <w:pPr>
+        <w:pStyle w:val="ListBullet"/>
+      </w:pPr>
+      <w:r>
         <w:t>Foreign Keys:</w:t>
       </w:r>
     </w:p>
@@ -495,15 +551,7 @@
         <w:pStyle w:val="ListBullet"/>
       </w:pPr>
       <w:r>
-        <w:t>Verification: LIVE VERIFIED</w:t>
-      </w:r>
-    </w:p>
-    <w:p>
-      <w:pPr>
-        <w:pStyle w:val="ListBullet"/>
-      </w:pPr>
-      <w:r>
-        <w:t>Source Feed: awards rows with is_selected_winner == True and populated final award amounts.</w:t>
+        <w:t>Source Feed: awards rows with is_selected_winner == True.</w:t>
       </w:r>
     </w:p>
     <w:p>
@@ -599,7 +647,7 @@
         <w:pStyle w:val="ListBullet"/>
       </w:pPr>
       <w:r>
-        <w:t>Concept: Resolves the non-trivial relationship between tender announcements and contracts.</w:t>
+        <w:t>Concept: Resolves the relationship between tender announcements and executed contracts.</w:t>
       </w:r>
     </w:p>
     <w:p>
@@ -615,7 +663,47 @@
         <w:pStyle w:val="ListBullet"/>
       </w:pPr>
       <w:r>
-        <w:t>Primary Key: unified_contract_no</w:t>
+        <w:t>Primary Key: unified_contract_no (strictly unique; 0 contracts map to 2+ tenders)</w:t>
+      </w:r>
+    </w:p>
+    <w:p>
+      <w:pPr>
+        <w:pStyle w:val="ListBullet"/>
+      </w:pPr>
+      <w:r>
+        <w:t>Relationship Type (Tender 1 : N Contract):</w:t>
+      </w:r>
+    </w:p>
+    <w:p>
+      <w:pPr>
+        <w:pStyle w:val="ListBullet"/>
+      </w:pPr>
+      <w:r>
+        <w:t>Contracts mapping to 0 tenders: 75,268 rows (64.92%)</w:t>
+      </w:r>
+    </w:p>
+    <w:p>
+      <w:pPr>
+        <w:pStyle w:val="ListBullet"/>
+      </w:pPr>
+      <w:r>
+        <w:t>Contracts mapping to 1 tender: 40,677 rows (35.08%)</w:t>
+      </w:r>
+    </w:p>
+    <w:p>
+      <w:pPr>
+        <w:pStyle w:val="ListBullet"/>
+      </w:pPr>
+      <w:r>
+        <w:t>Contracts mapping to 2+ tenders: 0 rows (0.00%)</w:t>
+      </w:r>
+    </w:p>
+    <w:p>
+      <w:pPr>
+        <w:pStyle w:val="ListBullet"/>
+      </w:pPr>
+      <w:r>
+        <w:t>The empirical relationship is strictly Tender (1) : Contract (0..N). Naive inner joins would discard all 75,268 non-tendered contracts.</w:t>
       </w:r>
     </w:p>
     <w:p>
@@ -671,7 +759,7 @@
         <w:pStyle w:val="ListBullet"/>
       </w:pPr>
       <w:r>
-        <w:t>Private contracts (contract_method == '수의계약'): 96.21% (72,418 rows)</w:t>
+        <w:t>Private contracts (contract_method == '수의계약'): 72,418 rows (subtotal 100% reconciled)</w:t>
       </w:r>
     </w:p>
     <w:p>
@@ -679,15 +767,7 @@
         <w:pStyle w:val="ListBullet"/>
       </w:pPr>
       <w:r>
-        <w:t>Off-notice competitive contracts: 3.79% (2,850 rows)</w:t>
-      </w:r>
-    </w:p>
-    <w:p>
-      <w:pPr>
-        <w:pStyle w:val="ListBullet"/>
-      </w:pPr>
-      <w:r>
-        <w:t>Design Rationale: Prevents data loss caused by naive inner joins and safely supports multi-contract tenders (208 tenders linked to 2+ contracts).</w:t>
+        <w:t>Off-notice competitive contracts: 2,850 rows</w:t>
       </w:r>
     </w:p>
     <w:p>
@@ -711,7 +791,7 @@
         <w:pStyle w:val="ListBullet"/>
       </w:pPr>
       <w:r>
-        <w:t>Primary Key: supplier_id (HMAC-SHA256 pseudonymized hash of normalized 10-digit registration number)</w:t>
+        <w:t>Primary Key: supplier_id (HMAC-SHA256 pseudonymized SUP_&lt;32 hex&gt; hash of normalized 10-digit registration number)</w:t>
       </w:r>
     </w:p>
     <w:p>
@@ -719,7 +799,15 @@
         <w:pStyle w:val="ListBullet"/>
       </w:pPr>
       <w:r>
-        <w:t>Privacy Policy: Raw business registration numbers are never published; public releases include a stable HMAC pseudo-ID (supplier_id) and masked string (123-45-*). The HMAC key is signed with a private server secret, providing resistance against plain-hash reversal attacks.</w:t>
+        <w:t>Privacy Policy: Raw business registration numbers are never published; public releases include a stable HMAC pseudo-ID (supplier_id) and masked string (123-45-*).</w:t>
+      </w:r>
+    </w:p>
+    <w:p>
+      <w:pPr>
+        <w:pStyle w:val="ListBullet"/>
+      </w:pPr>
+      <w:r>
+        <w:t>Secret Key Separation: The HMAC key is derived from a dedicated environment variable (KONEPS_SUPPLIER_HMAC_KEY), completely separated from the API key (DATA_GO_KR_SERVICE_KEY), and must remain stable across all dataset releases.</w:t>
       </w:r>
     </w:p>
     <w:p>

--- a/docs/generated/RELATIONAL_MODEL.en.docx
+++ b/docs/generated/RELATIONAL_MODEL.en.docx
@@ -115,7 +115,7 @@
         <w:br/>
         <w:t xml:space="preserve">        string bid_notice_round PK</w:t>
         <w:br/>
-        <w:t xml:space="preserve">        string bid_title_ko</w:t>
+        <w:t xml:space="preserve">        string bid_notice_name_ko</w:t>
         <w:br/>
         <w:t xml:space="preserve">        string notice_agency_code FK</w:t>
         <w:br/>
@@ -134,21 +134,23 @@
         <w:br/>
         <w:t xml:space="preserve">    bidder_submissions {</w:t>
         <w:br/>
-        <w:t xml:space="preserve">        string bid_notice_no PK, FK</w:t>
+        <w:t xml:space="preserve">        string bid_submission_id PK "BID_&lt;32 hex&gt;"</w:t>
         <w:br/>
-        <w:t xml:space="preserve">        string bid_notice_round PK, FK</w:t>
+        <w:t xml:space="preserve">        string bid_notice_no FK</w:t>
         <w:br/>
-        <w:t xml:space="preserve">        string bidder_supplier_id PK, FK</w:t>
+        <w:t xml:space="preserve">        string bid_notice_round FK</w:t>
         <w:br/>
-        <w:t xml:space="preserve">        double bid_amount_krw PK</w:t>
+        <w:t xml:space="preserve">        string bidder_supplier_id FK</w:t>
         <w:br/>
-        <w:t xml:space="preserve">        string bid_submission_time PK</w:t>
+        <w:t xml:space="preserve">        boolean tender_in_scope</w:t>
         <w:br/>
-        <w:t xml:space="preserve">        double opening_rank PK</w:t>
+        <w:t xml:space="preserve">        double bid_amount_krw</w:t>
         <w:br/>
-        <w:t xml:space="preserve">        double bid_rate</w:t>
+        <w:t xml:space="preserve">        string bid_submission_time</w:t>
         <w:br/>
-        <w:t xml:space="preserve">        timestamp bid_submission_date</w:t>
+        <w:t xml:space="preserve">        double opening_rank</w:t>
+        <w:br/>
+        <w:t xml:space="preserve">        double bid_rate_pct</w:t>
         <w:br/>
         <w:t xml:space="preserve">        boolean is_selected_winner</w:t>
         <w:br/>
@@ -159,21 +161,25 @@
         <w:br/>
         <w:t xml:space="preserve">    award_outcomes {</w:t>
         <w:br/>
-        <w:t xml:space="preserve">        string bid_notice_no PK, FK</w:t>
+        <w:t xml:space="preserve">        string award_outcome_id PK "AWD_&lt;32 hex&gt;"</w:t>
         <w:br/>
-        <w:t xml:space="preserve">        string bid_notice_round PK, FK</w:t>
+        <w:t xml:space="preserve">        string bid_notice_no FK</w:t>
         <w:br/>
-        <w:t xml:space="preserve">        string winner_supplier_id PK, FK</w:t>
+        <w:t xml:space="preserve">        string bid_notice_round FK</w:t>
         <w:br/>
-        <w:t xml:space="preserve">        double award_amount_krw PK</w:t>
+        <w:t xml:space="preserve">        string winner_supplier_id FK</w:t>
         <w:br/>
-        <w:t xml:space="preserve">        string bid_submission_time PK</w:t>
+        <w:t xml:space="preserve">        boolean tender_in_scope</w:t>
+        <w:br/>
+        <w:t xml:space="preserve">        double award_amount_krw "Nullable (24 rows)"</w:t>
         <w:br/>
         <w:t xml:space="preserve">        double award_rate</w:t>
         <w:br/>
         <w:t xml:space="preserve">        double scheduled_price_krw</w:t>
         <w:br/>
         <w:t xml:space="preserve">        double base_amount_krw</w:t>
+        <w:br/>
+        <w:t xml:space="preserve">        string award_method_ko</w:t>
         <w:br/>
         <w:t xml:space="preserve">    }</w:t>
         <w:br/>
@@ -196,7 +202,7 @@
         <w:br/>
         <w:t xml:space="preserve">        timestamp contract_date</w:t>
         <w:br/>
-        <w:t xml:space="preserve">        int64 contract_amount_krw</w:t>
+        <w:t xml:space="preserve">        int64 total_contract_amount_krw</w:t>
         <w:br/>
         <w:t xml:space="preserve">        string contract_method_ko</w:t>
         <w:br/>
@@ -211,22 +217,24 @@
         <w:br/>
         <w:t xml:space="preserve">        string bid_notice_round FK</w:t>
         <w:br/>
-        <w:t xml:space="preserve">        string match_type</w:t>
+        <w:t xml:space="preserve">        boolean tender_in_scope</w:t>
         <w:br/>
         <w:t xml:space="preserve">    }</w:t>
         <w:br/>
         <w:br/>
         <w:t xml:space="preserve">    suppliers {</w:t>
         <w:br/>
-        <w:t xml:space="preserve">        string supplier_id PK</w:t>
+        <w:t xml:space="preserve">        string supplier_id PK "SUP_&lt;32 hex&gt;"</w:t>
         <w:br/>
-        <w:t xml:space="preserve">        string business_reg_no_masked</w:t>
+        <w:t xml:space="preserve">        string masked_biz_no "123-45-*****"</w:t>
         <w:br/>
         <w:t xml:space="preserve">        string supplier_name_ko</w:t>
         <w:br/>
-        <w:t xml:space="preserve">        string ceo_name</w:t>
+        <w:t xml:space="preserve">        boolean is_bidder</w:t>
         <w:br/>
-        <w:t xml:space="preserve">        string sigungu_ko</w:t>
+        <w:t xml:space="preserve">        boolean is_winner</w:t>
+        <w:br/>
+        <w:t xml:space="preserve">        boolean is_contractor</w:t>
         <w:br/>
         <w:t xml:space="preserve">    }</w:t>
         <w:br/>
@@ -237,7 +245,11 @@
         <w:br/>
         <w:t xml:space="preserve">        string agency_name_ko</w:t>
         <w:br/>
-        <w:t xml:space="preserve">        string agency_category</w:t>
+        <w:t xml:space="preserve">        boolean is_notice_agency</w:t>
+        <w:br/>
+        <w:t xml:space="preserve">        boolean is_demand_agency</w:t>
+        <w:br/>
+        <w:t xml:space="preserve">        boolean is_contract_agency</w:t>
         <w:br/>
         <w:t xml:space="preserve">    }</w:t>
       </w:r>
@@ -343,7 +355,7 @@
         <w:pStyle w:val="ListBullet"/>
       </w:pPr>
       <w:r>
-        <w:t>Raw Deduplication Grain vs. Curated PK Distinction:</w:t>
+        <w:t>Physical Primary Key (Surrogate PK): bid_submission_id (BID_&lt;32 hex&gt;) — Deterministic SHA-256 surrogate key computed from the business grain canonical string (2,107,948 rows, 100% unique, 0 nulls).</w:t>
       </w:r>
     </w:p>
     <w:p>
@@ -351,7 +363,7 @@
         <w:pStyle w:val="ListBullet"/>
       </w:pPr>
       <w:r>
-        <w:t>Raw Deduplication Grain: (bid_notice_no, bid_notice_round, bidder_biz_no, opening_rank, disqualification_reason_ko, bid_amount_krw, bid_submission_time) — 7-column lossless key used to collapse post-opening snapshot updates in raw API responses (0 duplicates, 100% lossless proven).</w:t>
+        <w:t>Business Reconciliation Grain: (bid_notice_no, bid_notice_round, bidder_supplier_id, opening_rank, disqualification_reason_ko, bid_amount_krw, bid_submission_time) — 7-column lossless key used to collapse post-opening snapshot updates in raw API responses (0 duplicates, 100% lossless proven).</w:t>
       </w:r>
     </w:p>
     <w:p>
@@ -359,7 +371,7 @@
         <w:pStyle w:val="ListBullet"/>
       </w:pPr>
       <w:r>
-        <w:t>Curated Immutable Submission Identity: Rank and disqualification reason are post-submission outcome attributes rather than submission-time properties. However, pure submission event candidates (Candidates A and B) exhibit collisions (432 and 841 rows respectively) due to unranked negotiation bidders. Therefore, the physical curated table retains the verified 7-column composite key to ensure complete data integrity.</w:t>
+        <w:t>Temporal Foreign Key:</w:t>
       </w:r>
     </w:p>
     <w:p>
@@ -367,7 +379,7 @@
         <w:pStyle w:val="ListBullet"/>
       </w:pPr>
       <w:r>
-        <w:t>Primary Key: (bid_notice_no, bid_notice_round, bidder_supplier_id, opening_rank, disqualification_reason_ko, bid_amount_krw, bid_submission_time)</w:t>
+        <w:t>tender_in_scope: bool — Flag indicating whether the bid maps to a tender published within the scope window (1,569,500 in-scope / 74.46%; 538,448 prior-notice / 25.54%).</w:t>
       </w:r>
     </w:p>
     <w:p>
@@ -383,7 +395,7 @@
         <w:pStyle w:val="ListBullet"/>
       </w:pPr>
       <w:r>
-        <w:t>(bid_notice_no, bid_notice_round) → tenders (Nullable: False)</w:t>
+        <w:t>(bid_notice_no, bid_notice_round) → tenders (Temporal FK, Nullable: False)</w:t>
       </w:r>
     </w:p>
     <w:p>
@@ -439,7 +451,7 @@
         <w:pStyle w:val="ListBullet"/>
       </w:pPr>
       <w:r>
-        <w:t>Intended Grain: One award decision per lot/winner in a tender.</w:t>
+        <w:t>Physical Primary Key (Surrogate PK): award_outcome_id (AWD_&lt;32 hex&gt;) — Deterministic SHA-256 surrogate key computed from award event canonical string (17,315 rows, 100% unique, 0 nulls).</w:t>
       </w:r>
     </w:p>
     <w:p>
@@ -447,7 +459,7 @@
         <w:pStyle w:val="ListBullet"/>
       </w:pPr>
       <w:r>
-        <w:t>Primary Key: (bid_notice_no, bid_notice_round, winner_supplier_id, award_amount_krw, bid_submission_time)</w:t>
+        <w:t>Business Reconciliation Grain: (bid_notice_no, bid_notice_round, winner_supplier_id, award_amount_krw, bid_submission_time) (17,315 rows match 100%).</w:t>
       </w:r>
     </w:p>
     <w:p>
@@ -455,7 +467,7 @@
         <w:pStyle w:val="ListBullet"/>
       </w:pPr>
       <w:r>
-        <w:t>Empirical Metrics (August 2026 Audit):</w:t>
+        <w:t>Award Amount Null Forensics (24 Cases) &amp; Policy:</w:t>
       </w:r>
     </w:p>
     <w:p>
@@ -463,7 +475,7 @@
         <w:pStyle w:val="ListBullet"/>
       </w:pPr>
       <w:r>
-        <w:t>Total Awarded Rows: 17,315 rows</w:t>
+        <w:t>Exactly 24 rows out of 17,315 winners (0.14%) have NULL award_amount_krw.</w:t>
       </w:r>
     </w:p>
     <w:p>
@@ -471,7 +483,7 @@
         <w:pStyle w:val="ListBullet"/>
       </w:pPr>
       <w:r>
-        <w:t>Candidate Key Distinct Count: 17,315 (Duplicate count: 0, null component rate: 0.0%)</w:t>
+        <w:t>Cause: In opening snapshots of qualification reviews (qualification_review, 21 rows), lowest price (1 row), and small-sum private contracts (1 row), post-opening scoring was in progress, leaving the final contract award amount unfinalized in this feed.</w:t>
       </w:r>
     </w:p>
     <w:p>
@@ -479,7 +491,7 @@
         <w:pStyle w:val="ListBullet"/>
       </w:pPr>
       <w:r>
-        <w:t>Verification Status: LIVE VERIFIED (0 duplicates verified across entire pilot).</w:t>
+        <w:t>Imputation Policy: DO NOT IMPUTE — These values are strictly preserved as NULL without synthetic imputation. The surrogate key award_outcome_id guarantees complete uniqueness across all rows regardless of amount nullability.</w:t>
       </w:r>
     </w:p>
     <w:p>
@@ -487,7 +499,15 @@
         <w:pStyle w:val="ListBullet"/>
       </w:pPr>
       <w:r>
-        <w:t>Lot Identity Note: Because the official OpenAPI awards feed does not provide a separate lot/item number (bid_classification_no), bid_submission_time serves as the empirical discriminator for multi-award tenders.</w:t>
+        <w:t>Temporal Foreign Key:</w:t>
+      </w:r>
+    </w:p>
+    <w:p>
+      <w:pPr>
+        <w:pStyle w:val="ListBullet"/>
+      </w:pPr>
+      <w:r>
+        <w:t>tender_in_scope: bool — 12,918 in-scope (74.61%), 4,397 prior-notice (25.39%).</w:t>
       </w:r>
     </w:p>
     <w:p>
@@ -655,7 +675,7 @@
         <w:pStyle w:val="ListBullet"/>
       </w:pPr>
       <w:r>
-        <w:t>Intended Grain: One row per contract mapping.</w:t>
+        <w:t>Intended Grain: One row per tender-linked contract (unlinked contracts are excluded from the bridge and preserved exclusively in contracts).</w:t>
       </w:r>
     </w:p>
     <w:p>
@@ -663,7 +683,7 @@
         <w:pStyle w:val="ListBullet"/>
       </w:pPr>
       <w:r>
-        <w:t>Primary Key: unified_contract_no (strictly unique; 0 contracts map to 2+ tenders)</w:t>
+        <w:t>Primary Key: unified_contract_no (strictly unique, 40,677 rows).</w:t>
       </w:r>
     </w:p>
     <w:p>
@@ -671,7 +691,7 @@
         <w:pStyle w:val="ListBullet"/>
       </w:pPr>
       <w:r>
-        <w:t>Relationship Type (Tender 1 : N Contract):</w:t>
+        <w:t>Temporal Foreign Key:</w:t>
       </w:r>
     </w:p>
     <w:p>
@@ -679,31 +699,7 @@
         <w:pStyle w:val="ListBullet"/>
       </w:pPr>
       <w:r>
-        <w:t>Contracts mapping to 0 tenders: 75,268 rows (64.92%)</w:t>
-      </w:r>
-    </w:p>
-    <w:p>
-      <w:pPr>
-        <w:pStyle w:val="ListBullet"/>
-      </w:pPr>
-      <w:r>
-        <w:t>Contracts mapping to 1 tender: 40,677 rows (35.08%)</w:t>
-      </w:r>
-    </w:p>
-    <w:p>
-      <w:pPr>
-        <w:pStyle w:val="ListBullet"/>
-      </w:pPr>
-      <w:r>
-        <w:t>Contracts mapping to 2+ tenders: 0 rows (0.00%)</w:t>
-      </w:r>
-    </w:p>
-    <w:p>
-      <w:pPr>
-        <w:pStyle w:val="ListBullet"/>
-      </w:pPr>
-      <w:r>
-        <w:t>The empirical relationship is strictly Tender (1) : Contract (0..N). Naive inner joins would discard all 75,268 non-tendered contracts.</w:t>
+        <w:t>tender_in_scope: bool — 9,138 in-scope (22.46%), 31,539 prior-notice (77.54%).</w:t>
       </w:r>
     </w:p>
     <w:p>
@@ -743,7 +739,7 @@
         <w:pStyle w:val="ListBullet"/>
       </w:pPr>
       <w:r>
-        <w:t>Contracts linked to tender notice: 35.08% (40,677 rows)</w:t>
+        <w:t>Contracts linked to tender notice: 35.08% (40,677 rows) → Recorded in bridge table.</w:t>
       </w:r>
     </w:p>
     <w:p>
@@ -751,7 +747,7 @@
         <w:pStyle w:val="ListBullet"/>
       </w:pPr>
       <w:r>
-        <w:t>Contracts without tender notice: 64.92% (75,268 rows)</w:t>
+        <w:t>Contracts without tender notice: 64.92% (75,268 rows) → Preserved in contracts only (private contracts 72,418, off-notice competitive 2,850).</w:t>
       </w:r>
     </w:p>
     <w:p>
@@ -759,15 +755,7 @@
         <w:pStyle w:val="ListBullet"/>
       </w:pPr>
       <w:r>
-        <w:t>Private contracts (contract_method == '수의계약'): 72,418 rows (subtotal 100% reconciled)</w:t>
-      </w:r>
-    </w:p>
-    <w:p>
-      <w:pPr>
-        <w:pStyle w:val="ListBullet"/>
-      </w:pPr>
-      <w:r>
-        <w:t>Off-notice competitive contracts: 2,850 rows</w:t>
+        <w:t>Design Rationale: Prevents unintentional loss of non-tendered contracts during relational joins while cleanly supporting 1:N multi-contract allocations from a single tender (208 tenders).</w:t>
       </w:r>
     </w:p>
     <w:p>
@@ -791,7 +779,7 @@
         <w:pStyle w:val="ListBullet"/>
       </w:pPr>
       <w:r>
-        <w:t>Primary Key: supplier_id (HMAC-SHA256 pseudonymized SUP_&lt;32 hex&gt; hash of normalized 10-digit registration number)</w:t>
+        <w:t>Primary Key: supplier_id (HMAC-SHA256 pseudonymized SUP_&lt;32 hex&gt; hash of normalized 10-digit registration number, 143,842 rows 100% unique).</w:t>
       </w:r>
     </w:p>
     <w:p>
@@ -799,7 +787,7 @@
         <w:pStyle w:val="ListBullet"/>
       </w:pPr>
       <w:r>
-        <w:t>Privacy Policy: Raw business registration numbers are never published; public releases include a stable HMAC pseudo-ID (supplier_id) and masked string (123-45-*).</w:t>
+        <w:t>Privacy Policy: Raw business registration numbers are never published; public releases include a stable HMAC pseudo-ID (supplier_id) and masked string (masked_biz_no: 123-45-*).</w:t>
       </w:r>
     </w:p>
     <w:p>
@@ -831,7 +819,7 @@
         <w:pStyle w:val="ListBullet"/>
       </w:pPr>
       <w:r>
-        <w:t>Distinct Winners: 13,376</w:t>
+        <w:t>Distinct Winners: 13,374</w:t>
       </w:r>
     </w:p>
     <w:p>
@@ -848,14 +836,6 @@
       </w:pPr>
       <w:r>
         <w:t>Total Unique Suppliers: 143,842</w:t>
-      </w:r>
-    </w:p>
-    <w:p>
-      <w:pPr>
-        <w:pStyle w:val="ListBullet"/>
-      </w:pPr>
-      <w:r>
-        <w:t>Winner-to-Contract Match Rate: 85.0% (11,370 overlapping enterprises)</w:t>
       </w:r>
     </w:p>
     <w:p>
@@ -879,7 +859,7 @@
         <w:pStyle w:val="ListBullet"/>
       </w:pPr>
       <w:r>
-        <w:t>Primary Key: agency_code (7-digit official administrative code)</w:t>
+        <w:t>Primary Key: agency_code (7-digit official administrative code, 14,091 rows 100% unique).</w:t>
       </w:r>
     </w:p>
     <w:p>
@@ -887,9 +867,548 @@
         <w:pStyle w:val="ListBullet"/>
       </w:pPr>
       <w:r>
-        <w:t>Empirical Volume (August 2026): 14,091 unique public agencies identified.</w:t>
+        <w:t>Empirical Volume (August 2026): Notice agencies: 5,690, demand agencies: 14,079, contract agencies: 12,347 → Total 14,091 unique public agencies identified.</w:t>
       </w:r>
     </w:p>
+    <w:p>
+      <w:pPr>
+        <w:pStyle w:val="Heading2"/>
+      </w:pPr>
+      <w:r>
+        <w:t>3.8 Physical Curated Tables Summary (CURATED_SCHEMA_VERSION = "1.0.0")</w:t>
+      </w:r>
+    </w:p>
+    <w:tbl>
+      <w:tblPr>
+        <w:tblStyle w:val="LightGrid-Accent1"/>
+        <w:tblW w:type="auto" w:w="0"/>
+        <w:jc w:val="center"/>
+        <w:tblLook w:firstColumn="1" w:firstRow="1" w:lastColumn="0" w:lastRow="0" w:noHBand="0" w:noVBand="1" w:val="04A0"/>
+      </w:tblPr>
+      <w:tblGrid>
+        <w:gridCol w:w="1560"/>
+        <w:gridCol w:w="1560"/>
+        <w:gridCol w:w="1560"/>
+        <w:gridCol w:w="1560"/>
+        <w:gridCol w:w="1560"/>
+        <w:gridCol w:w="1560"/>
+      </w:tblGrid>
+      <w:tr>
+        <w:tc>
+          <w:tcPr>
+            <w:tcW w:type="dxa" w:w="1560"/>
+          </w:tcPr>
+          <w:p>
+            <w:r>
+              <w:rPr>
+                <w:b/>
+              </w:rPr>
+              <w:t>#</w:t>
+            </w:r>
+          </w:p>
+        </w:tc>
+        <w:tc>
+          <w:tcPr>
+            <w:tcW w:type="dxa" w:w="1560"/>
+          </w:tcPr>
+          <w:p>
+            <w:r>
+              <w:rPr>
+                <w:b/>
+              </w:rPr>
+              <w:t>Table File</w:t>
+            </w:r>
+          </w:p>
+        </w:tc>
+        <w:tc>
+          <w:tcPr>
+            <w:tcW w:type="dxa" w:w="1560"/>
+          </w:tcPr>
+          <w:p>
+            <w:r>
+              <w:rPr>
+                <w:b/>
+              </w:rPr>
+              <w:t>Row Count</w:t>
+            </w:r>
+          </w:p>
+        </w:tc>
+        <w:tc>
+          <w:tcPr>
+            <w:tcW w:type="dxa" w:w="1560"/>
+          </w:tcPr>
+          <w:p>
+            <w:r>
+              <w:rPr>
+                <w:b/>
+              </w:rPr>
+              <w:t>Primary Key (PK)</w:t>
+            </w:r>
+          </w:p>
+        </w:tc>
+        <w:tc>
+          <w:tcPr>
+            <w:tcW w:type="dxa" w:w="1560"/>
+          </w:tcPr>
+          <w:p>
+            <w:r>
+              <w:rPr>
+                <w:b/>
+              </w:rPr>
+              <w:t>Compressed Size (MiB)</w:t>
+            </w:r>
+          </w:p>
+        </w:tc>
+        <w:tc>
+          <w:tcPr>
+            <w:tcW w:type="dxa" w:w="1560"/>
+          </w:tcPr>
+          <w:p>
+            <w:r>
+              <w:rPr>
+                <w:b/>
+              </w:rPr>
+              <w:t>Verification Status</w:t>
+            </w:r>
+          </w:p>
+        </w:tc>
+      </w:tr>
+      <w:tr>
+        <w:tc>
+          <w:tcPr>
+            <w:tcW w:type="dxa" w:w="1560"/>
+          </w:tcPr>
+          <w:p>
+            <w:r>
+              <w:t>1</w:t>
+            </w:r>
+          </w:p>
+        </w:tc>
+        <w:tc>
+          <w:tcPr>
+            <w:tcW w:type="dxa" w:w="1560"/>
+          </w:tcPr>
+          <w:p>
+            <w:r>
+              <w:t>01_tenders.parquet</w:t>
+            </w:r>
+          </w:p>
+        </w:tc>
+        <w:tc>
+          <w:tcPr>
+            <w:tcW w:type="dxa" w:w="1560"/>
+          </w:tcPr>
+          <w:p>
+            <w:r>
+              <w:t>32,895</w:t>
+            </w:r>
+          </w:p>
+        </w:tc>
+        <w:tc>
+          <w:tcPr>
+            <w:tcW w:type="dxa" w:w="1560"/>
+          </w:tcPr>
+          <w:p>
+            <w:r>
+              <w:t>(bid_notice_no, bid_notice_round)</w:t>
+            </w:r>
+          </w:p>
+        </w:tc>
+        <w:tc>
+          <w:tcPr>
+            <w:tcW w:type="dxa" w:w="1560"/>
+          </w:tcPr>
+          <w:p>
+            <w:r>
+              <w:t>1.99</w:t>
+            </w:r>
+          </w:p>
+        </w:tc>
+        <w:tc>
+          <w:tcPr>
+            <w:tcW w:type="dxa" w:w="1560"/>
+          </w:tcPr>
+          <w:p>
+            <w:r>
+              <w:t>VERIFIED (0 dup / 0 null)</w:t>
+            </w:r>
+          </w:p>
+        </w:tc>
+      </w:tr>
+      <w:tr>
+        <w:tc>
+          <w:tcPr>
+            <w:tcW w:type="dxa" w:w="1560"/>
+          </w:tcPr>
+          <w:p>
+            <w:r>
+              <w:t>2</w:t>
+            </w:r>
+          </w:p>
+        </w:tc>
+        <w:tc>
+          <w:tcPr>
+            <w:tcW w:type="dxa" w:w="1560"/>
+          </w:tcPr>
+          <w:p>
+            <w:r>
+              <w:t>02_bidder_submissions.parquet</w:t>
+            </w:r>
+          </w:p>
+        </w:tc>
+        <w:tc>
+          <w:tcPr>
+            <w:tcW w:type="dxa" w:w="1560"/>
+          </w:tcPr>
+          <w:p>
+            <w:r>
+              <w:t>2,107,948</w:t>
+            </w:r>
+          </w:p>
+        </w:tc>
+        <w:tc>
+          <w:tcPr>
+            <w:tcW w:type="dxa" w:w="1560"/>
+          </w:tcPr>
+          <w:p>
+            <w:r>
+              <w:t>bid_submission_id</w:t>
+            </w:r>
+          </w:p>
+        </w:tc>
+        <w:tc>
+          <w:tcPr>
+            <w:tcW w:type="dxa" w:w="1560"/>
+          </w:tcPr>
+          <w:p>
+            <w:r>
+              <w:t>96.19</w:t>
+            </w:r>
+          </w:p>
+        </w:tc>
+        <w:tc>
+          <w:tcPr>
+            <w:tcW w:type="dxa" w:w="1560"/>
+          </w:tcPr>
+          <w:p>
+            <w:r>
+              <w:t>VERIFIED (0 dup / 0 null)</w:t>
+            </w:r>
+          </w:p>
+        </w:tc>
+      </w:tr>
+      <w:tr>
+        <w:tc>
+          <w:tcPr>
+            <w:tcW w:type="dxa" w:w="1560"/>
+          </w:tcPr>
+          <w:p>
+            <w:r>
+              <w:t>3</w:t>
+            </w:r>
+          </w:p>
+        </w:tc>
+        <w:tc>
+          <w:tcPr>
+            <w:tcW w:type="dxa" w:w="1560"/>
+          </w:tcPr>
+          <w:p>
+            <w:r>
+              <w:t>03_award_outcomes.parquet</w:t>
+            </w:r>
+          </w:p>
+        </w:tc>
+        <w:tc>
+          <w:tcPr>
+            <w:tcW w:type="dxa" w:w="1560"/>
+          </w:tcPr>
+          <w:p>
+            <w:r>
+              <w:t>17,315</w:t>
+            </w:r>
+          </w:p>
+        </w:tc>
+        <w:tc>
+          <w:tcPr>
+            <w:tcW w:type="dxa" w:w="1560"/>
+          </w:tcPr>
+          <w:p>
+            <w:r>
+              <w:t>award_outcome_id</w:t>
+            </w:r>
+          </w:p>
+        </w:tc>
+        <w:tc>
+          <w:tcPr>
+            <w:tcW w:type="dxa" w:w="1560"/>
+          </w:tcPr>
+          <w:p>
+            <w:r>
+              <w:t>2.01</w:t>
+            </w:r>
+          </w:p>
+        </w:tc>
+        <w:tc>
+          <w:tcPr>
+            <w:tcW w:type="dxa" w:w="1560"/>
+          </w:tcPr>
+          <w:p>
+            <w:r>
+              <w:t>VERIFIED (0 dup / 0 null)</w:t>
+            </w:r>
+          </w:p>
+        </w:tc>
+      </w:tr>
+      <w:tr>
+        <w:tc>
+          <w:tcPr>
+            <w:tcW w:type="dxa" w:w="1560"/>
+          </w:tcPr>
+          <w:p>
+            <w:r>
+              <w:t>4</w:t>
+            </w:r>
+          </w:p>
+        </w:tc>
+        <w:tc>
+          <w:tcPr>
+            <w:tcW w:type="dxa" w:w="1560"/>
+          </w:tcPr>
+          <w:p>
+            <w:r>
+              <w:t>04_contracts.parquet</w:t>
+            </w:r>
+          </w:p>
+        </w:tc>
+        <w:tc>
+          <w:tcPr>
+            <w:tcW w:type="dxa" w:w="1560"/>
+          </w:tcPr>
+          <w:p>
+            <w:r>
+              <w:t>115,945</w:t>
+            </w:r>
+          </w:p>
+        </w:tc>
+        <w:tc>
+          <w:tcPr>
+            <w:tcW w:type="dxa" w:w="1560"/>
+          </w:tcPr>
+          <w:p>
+            <w:r>
+              <w:t>unified_contract_no</w:t>
+            </w:r>
+          </w:p>
+        </w:tc>
+        <w:tc>
+          <w:tcPr>
+            <w:tcW w:type="dxa" w:w="1560"/>
+          </w:tcPr>
+          <w:p>
+            <w:r>
+              <w:t>10.21</w:t>
+            </w:r>
+          </w:p>
+        </w:tc>
+        <w:tc>
+          <w:tcPr>
+            <w:tcW w:type="dxa" w:w="1560"/>
+          </w:tcPr>
+          <w:p>
+            <w:r>
+              <w:t>VERIFIED (0 dup / 0 null)</w:t>
+            </w:r>
+          </w:p>
+        </w:tc>
+      </w:tr>
+      <w:tr>
+        <w:tc>
+          <w:tcPr>
+            <w:tcW w:type="dxa" w:w="1560"/>
+          </w:tcPr>
+          <w:p>
+            <w:r>
+              <w:t>5</w:t>
+            </w:r>
+          </w:p>
+        </w:tc>
+        <w:tc>
+          <w:tcPr>
+            <w:tcW w:type="dxa" w:w="1560"/>
+          </w:tcPr>
+          <w:p>
+            <w:r>
+              <w:t>05_suppliers.parquet</w:t>
+            </w:r>
+          </w:p>
+        </w:tc>
+        <w:tc>
+          <w:tcPr>
+            <w:tcW w:type="dxa" w:w="1560"/>
+          </w:tcPr>
+          <w:p>
+            <w:r>
+              <w:t>143,842</w:t>
+            </w:r>
+          </w:p>
+        </w:tc>
+        <w:tc>
+          <w:tcPr>
+            <w:tcW w:type="dxa" w:w="1560"/>
+          </w:tcPr>
+          <w:p>
+            <w:r>
+              <w:t>supplier_id</w:t>
+            </w:r>
+          </w:p>
+        </w:tc>
+        <w:tc>
+          <w:tcPr>
+            <w:tcW w:type="dxa" w:w="1560"/>
+          </w:tcPr>
+          <w:p>
+            <w:r>
+              <w:t>4.36</w:t>
+            </w:r>
+          </w:p>
+        </w:tc>
+        <w:tc>
+          <w:tcPr>
+            <w:tcW w:type="dxa" w:w="1560"/>
+          </w:tcPr>
+          <w:p>
+            <w:r>
+              <w:t>VERIFIED (0 dup / 0 null)</w:t>
+            </w:r>
+          </w:p>
+        </w:tc>
+      </w:tr>
+      <w:tr>
+        <w:tc>
+          <w:tcPr>
+            <w:tcW w:type="dxa" w:w="1560"/>
+          </w:tcPr>
+          <w:p>
+            <w:r>
+              <w:t>6</w:t>
+            </w:r>
+          </w:p>
+        </w:tc>
+        <w:tc>
+          <w:tcPr>
+            <w:tcW w:type="dxa" w:w="1560"/>
+          </w:tcPr>
+          <w:p>
+            <w:r>
+              <w:t>06_agencies.parquet</w:t>
+            </w:r>
+          </w:p>
+        </w:tc>
+        <w:tc>
+          <w:tcPr>
+            <w:tcW w:type="dxa" w:w="1560"/>
+          </w:tcPr>
+          <w:p>
+            <w:r>
+              <w:t>14,091</w:t>
+            </w:r>
+          </w:p>
+        </w:tc>
+        <w:tc>
+          <w:tcPr>
+            <w:tcW w:type="dxa" w:w="1560"/>
+          </w:tcPr>
+          <w:p>
+            <w:r>
+              <w:t>agency_code</w:t>
+            </w:r>
+          </w:p>
+        </w:tc>
+        <w:tc>
+          <w:tcPr>
+            <w:tcW w:type="dxa" w:w="1560"/>
+          </w:tcPr>
+          <w:p>
+            <w:r>
+              <w:t>0.21</w:t>
+            </w:r>
+          </w:p>
+        </w:tc>
+        <w:tc>
+          <w:tcPr>
+            <w:tcW w:type="dxa" w:w="1560"/>
+          </w:tcPr>
+          <w:p>
+            <w:r>
+              <w:t>VERIFIED (0 dup / 0 null)</w:t>
+            </w:r>
+          </w:p>
+        </w:tc>
+      </w:tr>
+      <w:tr>
+        <w:tc>
+          <w:tcPr>
+            <w:tcW w:type="dxa" w:w="1560"/>
+          </w:tcPr>
+          <w:p>
+            <w:r>
+              <w:t>7</w:t>
+            </w:r>
+          </w:p>
+        </w:tc>
+        <w:tc>
+          <w:tcPr>
+            <w:tcW w:type="dxa" w:w="1560"/>
+          </w:tcPr>
+          <w:p>
+            <w:r>
+              <w:t>07_tender_contract_bridge.parquet</w:t>
+            </w:r>
+          </w:p>
+        </w:tc>
+        <w:tc>
+          <w:tcPr>
+            <w:tcW w:type="dxa" w:w="1560"/>
+          </w:tcPr>
+          <w:p>
+            <w:r>
+              <w:t>40,677</w:t>
+            </w:r>
+          </w:p>
+        </w:tc>
+        <w:tc>
+          <w:tcPr>
+            <w:tcW w:type="dxa" w:w="1560"/>
+          </w:tcPr>
+          <w:p>
+            <w:r>
+              <w:t>unified_contract_no</w:t>
+            </w:r>
+          </w:p>
+        </w:tc>
+        <w:tc>
+          <w:tcPr>
+            <w:tcW w:type="dxa" w:w="1560"/>
+          </w:tcPr>
+          <w:p>
+            <w:r>
+              <w:t>0.71</w:t>
+            </w:r>
+          </w:p>
+        </w:tc>
+        <w:tc>
+          <w:tcPr>
+            <w:tcW w:type="dxa" w:w="1560"/>
+          </w:tcPr>
+          <w:p>
+            <w:r>
+              <w:t>VERIFIED (0 dup / 0 null)</w:t>
+            </w:r>
+          </w:p>
+        </w:tc>
+      </w:tr>
+    </w:tbl>
+    <w:p/>
     <w:p>
       <w:pPr>
         <w:pStyle w:val="Heading1"/>
